--- a/Support/PhanTichDinhTinh.docx
+++ b/Support/PhanTichDinhTinh.docx
@@ -23,10 +23,22 @@
           <w:szCs w:val="24"/>
           <w:lang w:val="en-US"/>
         </w:rPr>
-        <w:t>PHÂN TÍCH GIÁ TRỊ GIA T</w:t>
+        <w:t>PHÂN TÍCH GIÁ TRỊ GIA TĂNG</w:t>
       </w:r>
-      <w:bookmarkStart w:id="0" w:name="_GoBack"/>
-      <w:bookmarkEnd w:id="0"/>
+    </w:p>
+    <w:p>
+      <w:pPr>
+        <w:numPr>
+          <w:numId w:val="0"/>
+        </w:numPr>
+        <w:ind w:left="-1260" w:leftChars="-630" w:firstLine="458" w:firstLineChars="191"/>
+        <w:rPr>
+          <w:rFonts w:hint="default" w:ascii="Times New Roman" w:hAnsi="Times New Roman" w:cs="Times New Roman"/>
+          <w:sz w:val="24"/>
+          <w:szCs w:val="24"/>
+          <w:lang w:val="en-US"/>
+        </w:rPr>
+      </w:pPr>
       <w:r>
         <w:rPr>
           <w:rFonts w:hint="default" w:ascii="Times New Roman" w:hAnsi="Times New Roman" w:cs="Times New Roman"/>
@@ -34,7 +46,49 @@
           <w:szCs w:val="24"/>
           <w:lang w:val="en-US"/>
         </w:rPr>
-        <w:t>ĂNG</w:t>
+        <w:drawing>
+          <wp:inline distT="0" distB="0" distL="114300" distR="114300">
+            <wp:extent cx="6303645" cy="3248025"/>
+            <wp:effectExtent l="0" t="0" r="8255" b="3175"/>
+            <wp:docPr id="1" name="Picture 1" descr="PhanTichGTGiaTang"/>
+            <wp:cNvGraphicFramePr>
+              <a:graphicFrameLocks xmlns:a="http://schemas.openxmlformats.org/drawingml/2006/main" noChangeAspect="1"/>
+            </wp:cNvGraphicFramePr>
+            <a:graphic xmlns:a="http://schemas.openxmlformats.org/drawingml/2006/main">
+              <a:graphicData uri="http://schemas.openxmlformats.org/drawingml/2006/picture">
+                <pic:pic xmlns:pic="http://schemas.openxmlformats.org/drawingml/2006/picture">
+                  <pic:nvPicPr>
+                    <pic:cNvPr id="1" name="Picture 1" descr="PhanTichGTGiaTang"/>
+                    <pic:cNvPicPr>
+                      <a:picLocks noChangeAspect="1"/>
+                    </pic:cNvPicPr>
+                  </pic:nvPicPr>
+                  <pic:blipFill>
+                    <a:blip r:embed="rId4">
+                      <a:extLst>
+                        <a:ext uri="{96DAC541-7B7A-43D3-8B79-37D633B846F1}">
+                          <asvg:svgBlip xmlns:asvg="http://schemas.microsoft.com/office/drawing/2016/SVG/main" r:embed="rId5"/>
+                        </a:ext>
+                      </a:extLst>
+                    </a:blip>
+                    <a:stretch>
+                      <a:fillRect/>
+                    </a:stretch>
+                  </pic:blipFill>
+                  <pic:spPr>
+                    <a:xfrm>
+                      <a:off x="0" y="0"/>
+                      <a:ext cx="6303645" cy="3248025"/>
+                    </a:xfrm>
+                    <a:prstGeom prst="rect">
+                      <a:avLst/>
+                    </a:prstGeom>
+                  </pic:spPr>
+                </pic:pic>
+              </a:graphicData>
+            </a:graphic>
+          </wp:inline>
+        </w:drawing>
       </w:r>
     </w:p>
     <w:p>
@@ -6614,12 +6668,6 @@
             <w:insideH w:val="single" w:color="auto" w:sz="4" w:space="0"/>
             <w:insideV w:val="single" w:color="auto" w:sz="4" w:space="0"/>
           </w:tblBorders>
-          <w:tblCellMar>
-            <w:top w:w="0" w:type="dxa"/>
-            <w:left w:w="108" w:type="dxa"/>
-            <w:bottom w:w="0" w:type="dxa"/>
-            <w:right w:w="108" w:type="dxa"/>
-          </w:tblCellMar>
         </w:tblPrEx>
         <w:tc>
           <w:tcPr>
@@ -7271,6 +7319,80 @@
         </w:rPr>
         <w:t>PHÂN TÍCH LÃNG PHÍ</w:t>
       </w:r>
+      <w:r>
+        <w:rPr>
+          <w:rFonts w:hint="default" w:ascii="Times New Roman" w:hAnsi="Times New Roman" w:cs="Times New Roman"/>
+          <w:sz w:val="24"/>
+          <w:szCs w:val="24"/>
+          <w:lang w:val="en-US"/>
+        </w:rPr>
+        <w:br w:type="textWrapping"/>
+      </w:r>
+      <w:r>
+        <w:rPr>
+          <w:rFonts w:hint="default" w:ascii="Times New Roman" w:hAnsi="Times New Roman" w:cs="Times New Roman"/>
+          <w:sz w:val="24"/>
+          <w:szCs w:val="24"/>
+          <w:lang w:val="en-US"/>
+        </w:rPr>
+        <w:drawing>
+          <wp:inline distT="0" distB="0" distL="114300" distR="114300">
+            <wp:extent cx="6089015" cy="3252470"/>
+            <wp:effectExtent l="0" t="0" r="6985" b="11430"/>
+            <wp:docPr id="2" name="Picture 2" descr="PhanTichLangPhi"/>
+            <wp:cNvGraphicFramePr>
+              <a:graphicFrameLocks xmlns:a="http://schemas.openxmlformats.org/drawingml/2006/main" noChangeAspect="1"/>
+            </wp:cNvGraphicFramePr>
+            <a:graphic xmlns:a="http://schemas.openxmlformats.org/drawingml/2006/main">
+              <a:graphicData uri="http://schemas.openxmlformats.org/drawingml/2006/picture">
+                <pic:pic xmlns:pic="http://schemas.openxmlformats.org/drawingml/2006/picture">
+                  <pic:nvPicPr>
+                    <pic:cNvPr id="2" name="Picture 2" descr="PhanTichLangPhi"/>
+                    <pic:cNvPicPr>
+                      <a:picLocks noChangeAspect="1"/>
+                    </pic:cNvPicPr>
+                  </pic:nvPicPr>
+                  <pic:blipFill>
+                    <a:blip r:embed="rId6">
+                      <a:extLst>
+                        <a:ext uri="{96DAC541-7B7A-43D3-8B79-37D633B846F1}">
+                          <asvg:svgBlip xmlns:asvg="http://schemas.microsoft.com/office/drawing/2016/SVG/main" r:embed="rId7"/>
+                        </a:ext>
+                      </a:extLst>
+                    </a:blip>
+                    <a:stretch>
+                      <a:fillRect/>
+                    </a:stretch>
+                  </pic:blipFill>
+                  <pic:spPr>
+                    <a:xfrm>
+                      <a:off x="0" y="0"/>
+                      <a:ext cx="6089015" cy="3252470"/>
+                    </a:xfrm>
+                    <a:prstGeom prst="rect">
+                      <a:avLst/>
+                    </a:prstGeom>
+                  </pic:spPr>
+                </pic:pic>
+              </a:graphicData>
+            </a:graphic>
+          </wp:inline>
+        </w:drawing>
+      </w:r>
+    </w:p>
+    <w:p>
+      <w:pPr>
+        <w:numPr>
+          <w:numId w:val="0"/>
+        </w:numPr>
+        <w:ind w:leftChars="-317"/>
+        <w:rPr>
+          <w:rFonts w:hint="default" w:ascii="Times New Roman" w:hAnsi="Times New Roman" w:cs="Times New Roman"/>
+          <w:sz w:val="24"/>
+          <w:szCs w:val="24"/>
+          <w:lang w:val="en-US"/>
+        </w:rPr>
+      </w:pPr>
     </w:p>
     <w:p>
       <w:pPr>
@@ -7286,6 +7408,68 @@
           <w:lang w:val="en-US"/>
         </w:rPr>
       </w:pPr>
+    </w:p>
+    <w:p>
+      <w:pPr>
+        <w:numPr>
+          <w:ilvl w:val="0"/>
+          <w:numId w:val="0"/>
+        </w:numPr>
+        <w:ind w:leftChars="-317"/>
+        <w:rPr>
+          <w:rFonts w:hint="default" w:ascii="Times New Roman" w:hAnsi="Times New Roman" w:cs="Times New Roman"/>
+          <w:sz w:val="24"/>
+          <w:szCs w:val="24"/>
+          <w:lang w:val="en-US"/>
+        </w:rPr>
+      </w:pPr>
+    </w:p>
+    <w:p>
+      <w:pPr>
+        <w:numPr>
+          <w:ilvl w:val="0"/>
+          <w:numId w:val="0"/>
+        </w:numPr>
+        <w:ind w:leftChars="-317"/>
+        <w:rPr>
+          <w:rFonts w:hint="default" w:ascii="Times New Roman" w:hAnsi="Times New Roman" w:cs="Times New Roman"/>
+          <w:sz w:val="24"/>
+          <w:szCs w:val="24"/>
+          <w:lang w:val="en-US"/>
+        </w:rPr>
+      </w:pPr>
+    </w:p>
+    <w:p>
+      <w:pPr>
+        <w:numPr>
+          <w:ilvl w:val="0"/>
+          <w:numId w:val="0"/>
+        </w:numPr>
+        <w:ind w:leftChars="-317"/>
+        <w:rPr>
+          <w:rFonts w:hint="default" w:ascii="Times New Roman" w:hAnsi="Times New Roman" w:cs="Times New Roman"/>
+          <w:sz w:val="24"/>
+          <w:szCs w:val="24"/>
+          <w:lang w:val="en-US"/>
+        </w:rPr>
+      </w:pPr>
+    </w:p>
+    <w:p>
+      <w:pPr>
+        <w:numPr>
+          <w:ilvl w:val="0"/>
+          <w:numId w:val="0"/>
+        </w:numPr>
+        <w:ind w:leftChars="-317"/>
+        <w:rPr>
+          <w:rFonts w:hint="default" w:ascii="Times New Roman" w:hAnsi="Times New Roman" w:cs="Times New Roman"/>
+          <w:sz w:val="24"/>
+          <w:szCs w:val="24"/>
+          <w:lang w:val="en-US"/>
+        </w:rPr>
+      </w:pPr>
+      <w:bookmarkStart w:id="0" w:name="_GoBack"/>
+      <w:bookmarkEnd w:id="0"/>
     </w:p>
     <w:p>
       <w:pPr>
